--- a/4/ППОИС/ППОИС_5_АлбахтинИВ.docx
+++ b/4/ППОИС/ППОИС_5_АлбахтинИВ.docx
@@ -49,7 +49,7 @@
                 <w14:ligatures w14:val="none"/>
               </w:rPr>
               <w:drawing>
-                <wp:inline distT="0" distB="0" distL="0" distR="0" wp14:anchorId="331FFFBA" wp14:editId="6DA253DD">
+                <wp:inline distT="0" distB="0" distL="0" distR="0" wp14:anchorId="2162F45A" wp14:editId="6C44DA03">
                   <wp:extent cx="1066800" cy="1066800"/>
                   <wp:effectExtent l="0" t="0" r="0" b="0"/>
                   <wp:docPr id="298370851" name="Рисунок 3"/>
@@ -259,7 +259,7 @@
               <mc:AlternateContent>
                 <mc:Choice Requires="wps">
                   <w:drawing>
-                    <wp:inline distT="0" distB="0" distL="0" distR="0" wp14:anchorId="07784890" wp14:editId="2C8478C8">
+                    <wp:inline distT="0" distB="0" distL="0" distR="0" wp14:anchorId="286CA392" wp14:editId="6ACBE2E4">
                       <wp:extent cx="5600700" cy="1270"/>
                       <wp:effectExtent l="19050" t="19050" r="19050" b="27305"/>
                       <wp:docPr id="2" name="Прямая соединительная линия 2"/>
@@ -1128,10 +1128,10 @@
         <w:pStyle w:val="ReportBody"/>
       </w:pPr>
       <w:r>
-        <w:t>Система продолжает модель практики 4: версия состава BOM связывает выбранные комплектующие и предложения поставщиков с расчётом и ревизией карточки. В модели реализации все 18 классов распределены по семи компонентам. Выполнен частично работоспособный ко</w:t>
-      </w:r>
-      <w:r>
-        <w:t>нсольный срез с PostgreSQL; целевая браузерная система и промышленное развёртывание рассматриваются как следующие итерации.</w:t>
+        <w:t>Система продолжает модель практики 4: версия модельного ряда связывает выбранные комплектующие и предложения поставщиков с расчётом и ревизией карточки. В модели реализации все 18 классов распределены по семи компонентам. Выполнен частично работоспособны</w:t>
+      </w:r>
+      <w:r>
+        <w:t>й консольный срез с PostgreSQL; целевая браузерная система и промышленное развёртывание рассматриваются как следующие итерации.</w:t>
       </w:r>
     </w:p>
     <w:p>
@@ -1194,7 +1194,7 @@
           <w:noProof/>
         </w:rPr>
         <w:drawing>
-          <wp:inline distT="0" distB="0" distL="0" distR="0" wp14:anchorId="711A5A88" wp14:editId="1B10175C">
+          <wp:inline distT="0" distB="0" distL="0" distR="0" wp14:anchorId="2ACC3047" wp14:editId="7664D98C">
             <wp:extent cx="9072000" cy="4332960"/>
             <wp:effectExtent l="0" t="0" r="0" b="0"/>
             <wp:docPr id="298370852" name="Picture 298370852" descr="Компоненты целевой информационной системы"/>
@@ -1494,7 +1494,7 @@
               <w:pStyle w:val="ReportTable"/>
             </w:pPr>
             <w:r>
-              <w:t>BomForm</w:t>
+              <w:t>ModelRangeForm</w:t>
             </w:r>
             <w:r>
               <w:br/>
@@ -1524,10 +1524,10 @@
               <w:pStyle w:val="ReportTable"/>
             </w:pPr>
             <w:r>
-              <w:t xml:space="preserve">Ввод состава, просмотр ошибок, работа с ревизией </w:t>
-            </w:r>
-            <w:r>
-              <w:t>карточки.</w:t>
+              <w:t xml:space="preserve">Ввод состава, просмотр ошибок, работа с </w:t>
+            </w:r>
+            <w:r>
+              <w:t>ревизией карточки.</w:t>
             </w:r>
           </w:p>
         </w:tc>
@@ -1585,7 +1585,7 @@
               <w:pStyle w:val="ReportTable"/>
             </w:pPr>
             <w:r>
-              <w:t>BomControl</w:t>
+              <w:t>ModelRangeControl</w:t>
             </w:r>
             <w:r>
               <w:br/>
@@ -1681,11 +1681,11 @@
             </w:r>
             <w:r>
               <w:br/>
-              <w:t>BomVersion</w:t>
+              <w:t>ModelRangeVersion</w:t>
             </w:r>
             <w:r>
               <w:br/>
-              <w:t>BomSlot</w:t>
+              <w:t>ModelRangeSlot</w:t>
             </w:r>
             <w:r>
               <w:br/>
@@ -1719,10 +1719,10 @@
               <w:pStyle w:val="ReportTable"/>
             </w:pPr>
             <w:r>
-              <w:t xml:space="preserve">Версии состава, подбор, </w:t>
-            </w:r>
-            <w:r>
-              <w:t>совместимость и расчёт показателей.</w:t>
+              <w:t xml:space="preserve">Версии </w:t>
+            </w:r>
+            <w:r>
+              <w:t>состава, подбор, совместимость и расчёт показателей.</w:t>
             </w:r>
           </w:p>
         </w:tc>
@@ -1910,10 +1910,10 @@
               <w:pStyle w:val="ReportTable"/>
             </w:pPr>
             <w:r>
-              <w:t xml:space="preserve">Карточки, неизменяемые ревизии, изображения </w:t>
-            </w:r>
-            <w:r>
-              <w:t>и история попыток.</w:t>
+              <w:t>Карточки, неизменяемые реви</w:t>
+            </w:r>
+            <w:r>
+              <w:t>зии, изображения и история попыток.</w:t>
             </w:r>
           </w:p>
         </w:tc>
@@ -2092,13 +2092,10 @@
         <w:pStyle w:val="ReportBody"/>
       </w:pPr>
       <w:r>
-        <w:t xml:space="preserve">Связь класса и </w:t>
-      </w:r>
-      <w:r>
-        <w:t xml:space="preserve">компонента записана в редактируемой модели как componentRealization — локальное представление реализации компонента в OmniNotation. Каждый класс ПР4 отнесён к одному компоненту. Слой хранения добавляет техническую ответственность и не подменяет предметную </w:t>
-      </w:r>
-      <w:r>
-        <w:t>сущность «предложение» таблицей или драйвером.</w:t>
+        <w:t>Связь класса и компонента записана в редактируемой модели как componentRealization — локальное представление реализации компонента в OmniNotation. Каждый класс ПР4 отнесён к одному компоненту. Слой хранения добавляет техническую ответственность и не подмен</w:t>
+      </w:r>
+      <w:r>
+        <w:t>яет предметную сущность «предложение» таблицей или драйвером.</w:t>
       </w:r>
     </w:p>
     <w:p>
@@ -2106,14 +2103,17 @@
         <w:pStyle w:val="ReportBody"/>
       </w:pPr>
       <w:r>
-        <w:t>Аналитические классы задают обязанности, а не требование создать одноимённый Python-класс на каждую строку. В исполняемом срезе Component и Offer представлены неизменяемыми DTO; BomSlot соответствует Slot. Com</w:t>
-      </w:r>
-      <w:r>
-        <w:t xml:space="preserve">patibility и Calculation реализованы чистыми функциями check_compatibility и calculate в domain.py. Чтение каталога и состава </w:t>
+        <w:t>Аналитические классы задают обязанности, а не требование создать одноимённый Python-класс на каждую строку. В исполняемом срезе Component и Offer представлены неизменяемыми DTO; ModelRangeSlot с</w:t>
+      </w:r>
+      <w:r>
+        <w:t xml:space="preserve">оответствует Slot. Compatibility и Calculation реализованы чистыми функциями check_compatibility и calculate в domain.py. Чтение каталога и </w:t>
       </w:r>
       <w:r>
         <w:lastRenderedPageBreak/>
-        <w:t>находится в repository.py. Остальные обязанности распределены в целевой модели, но не объявляются уже реализованными.</w:t>
+        <w:t>состава находится в repository.py. Остальные обязанности распределены в целевой модели, но не объявляются уже реализ</w:t>
+      </w:r>
+      <w:r>
+        <w:t>ованными.</w:t>
       </w:r>
     </w:p>
     <w:p>
@@ -2121,10 +2121,7 @@
         <w:pStyle w:val="2"/>
       </w:pPr>
       <w:r>
-        <w:t>1.3 Взаимоде</w:t>
-      </w:r>
-      <w:r>
-        <w:t>йствие компонентов</w:t>
+        <w:t>1.3 Взаимодействие компонентов</w:t>
       </w:r>
     </w:p>
     <w:p>
@@ -2503,10 +2500,7 @@
               <w:pStyle w:val="ReportTable"/>
             </w:pPr>
             <w:r>
-              <w:t xml:space="preserve">API </w:t>
-            </w:r>
-            <w:r>
-              <w:t>карточек</w:t>
+              <w:t>API карточек</w:t>
             </w:r>
           </w:p>
         </w:tc>
@@ -2946,7 +2940,10 @@
               <w:pStyle w:val="ReportTable"/>
             </w:pPr>
             <w:r>
-              <w:t>Шлюз публикации</w:t>
+              <w:t xml:space="preserve">Шлюз </w:t>
+            </w:r>
+            <w:r>
+              <w:t>публикации</w:t>
             </w:r>
           </w:p>
         </w:tc>
@@ -3203,10 +3200,10 @@
         <w:pStyle w:val="ReportBody"/>
       </w:pPr>
       <w:r>
-        <w:t xml:space="preserve">Пунктирная зависимость направлена от потребителя к используемому компоненту. Веб-клиент использует интерфейс API карточек; </w:t>
-      </w:r>
-      <w:r>
-        <w:t>прикладной сервис реализует его, что показано пустым треугольником. Остальные подписи уточняют назначение зависимости. Связь с хранилищем обеспечивает фиксацию выбранных предложений и экономических параметров в рамках согласованной версии [2].</w:t>
+        <w:t xml:space="preserve">Пунктирная зависимость направлена от потребителя к используемому компоненту. Веб-клиент использует интерфейс API </w:t>
+      </w:r>
+      <w:r>
+        <w:t>карточек; прикладной сервис реализует его, что показано пустым треугольником. Остальные подписи уточняют назначение зависимости. Связь с хранилищем обеспечивает фиксацию выбранных предложений и экономических параметров в рамках согласованной версии [2].</w:t>
       </w:r>
     </w:p>
     <w:p>
@@ -3214,10 +3211,10 @@
         <w:pStyle w:val="1"/>
       </w:pPr>
       <w:r>
-        <w:t>2 Физическое</w:t>
-      </w:r>
-      <w:r>
-        <w:t xml:space="preserve"> размещение</w:t>
+        <w:t xml:space="preserve">2 </w:t>
+      </w:r>
+      <w:r>
+        <w:t>Физическое размещение</w:t>
       </w:r>
     </w:p>
     <w:p>
@@ -3225,10 +3222,10 @@
         <w:pStyle w:val="ReportBody"/>
       </w:pPr>
       <w:r>
-        <w:t>Целевая схема разделяет рабочие места, сервер приложения, сервер БД и резервное хранилище. Внешняя площадка не находится под управлением организации. Вложение артефакта в среду исполнения на диаграмме означает его размещение; отдельные deployme</w:t>
-      </w:r>
-      <w:r>
-        <w:t>nt в модели сохраняют эту связь. Параметры оборудования являются исходными проектными оценками для пилота, а не измеренным минимумом.</w:t>
+        <w:t>Целевая схема разделяет рабочие места, сервер приложения, сервер БД и резервное хранилище. Внешняя площадка не находится под управлением организации. Вложение артефакта в среду исполнения на диаграмме означает его размещение; отдельны</w:t>
+      </w:r>
+      <w:r>
+        <w:t>е deployment в модели сохраняют эту связь. Параметры оборудования являются исходными проектными оценками для пилота, а не измеренным минимумом.</w:t>
       </w:r>
     </w:p>
     <w:p>
@@ -3264,7 +3261,7 @@
           <w:noProof/>
         </w:rPr>
         <w:drawing>
-          <wp:inline distT="0" distB="0" distL="0" distR="0" wp14:anchorId="535CD2F4" wp14:editId="2B15ACC3">
+          <wp:inline distT="0" distB="0" distL="0" distR="0" wp14:anchorId="15FAD430" wp14:editId="52AAE085">
             <wp:extent cx="9072000" cy="4780080"/>
             <wp:effectExtent l="0" t="0" r="0" b="0"/>
             <wp:docPr id="298370853" name="Picture 298370853" descr="Целевое размещение узлов и артефактов"/>
@@ -5611,7 +5608,7 @@
           <w:noProof/>
         </w:rPr>
         <w:drawing>
-          <wp:inline distT="0" distB="0" distL="0" distR="0" wp14:anchorId="799191AC" wp14:editId="608E75B5">
+          <wp:inline distT="0" distB="0" distL="0" distR="0" wp14:anchorId="0074392B" wp14:editId="05C1DADA">
             <wp:extent cx="9072000" cy="3425760"/>
             <wp:effectExtent l="0" t="0" r="0" b="0"/>
             <wp:docPr id="298370854" name="Picture 298370854" descr="Размещение исполняемого консольного прототипа"/>
@@ -7289,10 +7286,14 @@
         <w:t>При выполнении demo.py читаются шесть позиций версии 1 конфигурации. Выбраны актуальные предложения с достаточным остатком; более дешёвое устаревшее предл</w:t>
       </w:r>
       <w:r>
-        <w:t>ожение исключено. Результаты сравниваются с представлением card_status для двух карточек, относящихся к той же версии BOM. Денежная арифметика выполняется через Decimal, а не binary float [3]. Тестовые поставщики SUP-A и SUP-B и цены являются учебными данн</w:t>
-      </w:r>
-      <w:r>
-        <w:t>ыми.</w:t>
+        <w:t xml:space="preserve">ожение исключено. Результаты сравниваются с представлением card_status для двух карточек, относящихся к той же версии модельного ряда. Денежная арифметика выполняется через Decimal, а не </w:t>
+      </w:r>
+      <w:r>
+        <w:lastRenderedPageBreak/>
+        <w:t>binary float [3]. Тестовые поставщики SUP-A и SUP-B и цены являются у</w:t>
+      </w:r>
+      <w:r>
+        <w:t>чебными данными.</w:t>
       </w:r>
     </w:p>
     <w:p>
@@ -7300,7 +7301,6 @@
         <w:pStyle w:val="2"/>
       </w:pPr>
       <w:r>
-        <w:lastRenderedPageBreak/>
         <w:t>3.3 Выполненные проверки и границы</w:t>
       </w:r>
     </w:p>
@@ -7309,10 +7309,10 @@
         <w:pStyle w:val="ReportBody"/>
       </w:pPr>
       <w:r>
-        <w:t xml:space="preserve">Прогон verify_prototype.py выполнил 21 проверку без ошибок и пропусков: 17 доменных и четыре проверки исполняемого среза с БД. Проверены округление, комиссии, NaN, нулевые и повторные позиции, недостаточный остаток, </w:t>
-      </w:r>
-      <w:r>
-        <w:t>устаревшее и будущее предложение, несовместимый сокет, тип памяти и недостаточная мощность питания. Проверки с БД подтвердили совпадение результата, ограниченную роль и возврат настроек транзакции после завершения.</w:t>
+        <w:t>Прогон verify_prototype.py выполнил 21 проверку без ошибок и пропусков: 17 доменных и четыре проверки исполняемого среза с БД. Проверены округление, комиссии, NaN, нулевые и повторные позиции, недостаточн</w:t>
+      </w:r>
+      <w:r>
+        <w:t>ый остаток, устаревшее и будущее предложение, несовместимый сокет, тип памяти и недостаточная мощность питания. Проверки с БД подтвердили совпадение результата, ограниченную роль и возврат настроек транзакции после завершения.</w:t>
       </w:r>
     </w:p>
     <w:p>
@@ -7320,13 +7320,13 @@
         <w:pStyle w:val="ReportBody"/>
       </w:pPr>
       <w:r>
-        <w:t>Отдельно проверено правило may_retry: пов</w:t>
-      </w:r>
-      <w:r>
-        <w:t>тор разрешён только после подтверждённого временного непринятия, наступления времени повторной проверки и в пределах лимита. Это проверка решения доменного правила, а не исполнение внешнего worker. В срезе нет обращения к поставщикам или Ozon, изменения БД</w:t>
-      </w:r>
-      <w:r>
-        <w:t>, браузерных форм, нагрузочного испытания и проверки восстановления. Реализация этих частей относится к следующим итерациям.</w:t>
+        <w:t>Отдельно проверено правило ma</w:t>
+      </w:r>
+      <w:r>
+        <w:t xml:space="preserve">y_retry: повтор разрешён только после подтверждённого временного непринятия, наступления времени повторной проверки и в пределах лимита. Это проверка решения доменного правила, а не исполнение внешнего worker. В срезе нет обращения к поставщикам или Ozon, </w:t>
+      </w:r>
+      <w:r>
+        <w:t>изменения БД, браузерных форм, нагрузочного испытания и проверки восстановления. Реализация этих частей относится к следующим итерациям.</w:t>
       </w:r>
     </w:p>
     <w:p>
@@ -7342,13 +7342,13 @@
         <w:pStyle w:val="ReportBody"/>
       </w:pPr>
       <w:r>
-        <w:t xml:space="preserve">Построена модель реализации из семи компонентов с распределением всех 18 классов ПР4, описаны их зависимости, целевое </w:t>
-      </w:r>
-      <w:r>
-        <w:t>развёртывание, пользователи и исходные оценки инфраструктуры. Получен частично работоспособный срез «БД — подбор — совместимость — расчёт», проверенный 21 тестом и сверкой с SQL. Целевая система отделена от выполненного прототипа; дальнейшие версии добавля</w:t>
-      </w:r>
-      <w:r>
-        <w:t>ют формы, публикацию и промышленную приёмку.</w:t>
+        <w:t xml:space="preserve">Построена модель реализации из семи компонентов с распределением всех 18 классов ПР4, описаны их </w:t>
+      </w:r>
+      <w:r>
+        <w:t>зависимости, целевое развёртывание, пользователи и исходные оценки инфраструктуры. Получен частично работоспособный срез «БД — подбор — совместимость — расчёт», проверенный 21 тестом и сверкой с SQL. Целевая система отделена от выполненного прототипа; даль</w:t>
+      </w:r>
+      <w:r>
+        <w:t>нейшие версии добавляют формы, публикацию и промышленную приёмку.</w:t>
       </w:r>
     </w:p>
     <w:p>
@@ -7376,10 +7376,10 @@
         <w:keepLines/>
       </w:pPr>
       <w:r>
-        <w:t xml:space="preserve">2. OMG. Unified Modeling </w:t>
-      </w:r>
-      <w:r>
-        <w:t>Language 2.5.1. Разделы 7, 10, 11 и 19. https://www.omg.org/spec/UML/2.5.1/ (дата обращения: 05.10.2026).</w:t>
+        <w:t>2. O</w:t>
+      </w:r>
+      <w:r>
+        <w:t>MG. Unified Modeling Language 2.5.1. Разделы 7, 10, 11 и 19. https://www.omg.org/spec/UML/2.5.1/ (дата обращения: 05.10.2026).</w:t>
       </w:r>
     </w:p>
     <w:p>
@@ -7388,10 +7388,10 @@
         <w:keepLines/>
       </w:pPr>
       <w:r>
-        <w:t>3. Python Software Foundation. Decimal fixed-point and floating-point arithmetic. https://docs.python.org/3/library/decimal.html (дата обращения: 05.1</w:t>
-      </w:r>
-      <w:r>
-        <w:t>0.2026).</w:t>
+        <w:t xml:space="preserve">3. Python Software Foundation. Decimal fixed-point and floating-point arithmetic. https://docs.python.org/3/library/decimal.html </w:t>
+      </w:r>
+      <w:r>
+        <w:t>(дата обращения: 05.10.2026).</w:t>
       </w:r>
     </w:p>
     <w:p>
@@ -8668,7 +8668,7 @@
     <w:link w:val="a5"/>
     <w:uiPriority w:val="99"/>
     <w:unhideWhenUsed/>
-    <w:rsid w:val="009F5C1D"/>
+    <w:rsid w:val="00083DB7"/>
     <w:pPr>
       <w:tabs>
         <w:tab w:val="center" w:pos="4677"/>
@@ -8682,7 +8682,7 @@
     <w:basedOn w:val="a0"/>
     <w:link w:val="a4"/>
     <w:uiPriority w:val="99"/>
-    <w:rsid w:val="009F5C1D"/>
+    <w:rsid w:val="00083DB7"/>
     <w:rPr>
       <w:rFonts w:ascii="Times New Roman" w:eastAsia="Times New Roman" w:hAnsi="Times New Roman" w:cs="Times New Roman"/>
       <w:color w:val="000000"/>
@@ -8695,7 +8695,7 @@
     <w:link w:val="a7"/>
     <w:uiPriority w:val="99"/>
     <w:unhideWhenUsed/>
-    <w:rsid w:val="009F5C1D"/>
+    <w:rsid w:val="00083DB7"/>
     <w:pPr>
       <w:tabs>
         <w:tab w:val="center" w:pos="4677"/>
@@ -8709,7 +8709,7 @@
     <w:basedOn w:val="a0"/>
     <w:link w:val="a6"/>
     <w:uiPriority w:val="99"/>
-    <w:rsid w:val="009F5C1D"/>
+    <w:rsid w:val="00083DB7"/>
     <w:rPr>
       <w:rFonts w:ascii="Times New Roman" w:eastAsia="Times New Roman" w:hAnsi="Times New Roman" w:cs="Times New Roman"/>
       <w:color w:val="000000"/>
